--- a/technical_document/docx/06_quality_assurance/DOC-06-QA-03_WCAG_2_1_AA_Accessibility_Verification_and_Screen_Reader_Audit.docx
+++ b/technical_document/docx/06_quality_assurance/DOC-06-QA-03_WCAG_2_1_AA_Accessibility_Verification_and_Screen_Reader_Audit.docx
@@ -1552,6 +1552,58 @@
           </w:p>
         </w:tc>
       </w:tr>
+      <w:tr>
+        <w:tc>
+          <w:tcPr>
+            <w:tcW w:type="dxa" w:w="1872"/>
+          </w:tcPr>
+          <w:p>
+            <w:r>
+              <w:t>3.1.0</w:t>
+            </w:r>
+          </w:p>
+        </w:tc>
+        <w:tc>
+          <w:tcPr>
+            <w:tcW w:type="dxa" w:w="1872"/>
+          </w:tcPr>
+          <w:p>
+            <w:r>
+              <w:t>October 2026</w:t>
+            </w:r>
+          </w:p>
+        </w:tc>
+        <w:tc>
+          <w:tcPr>
+            <w:tcW w:type="dxa" w:w="1872"/>
+          </w:tcPr>
+          <w:p>
+            <w:r>
+              <w:t>Independent Forensic Re-audit</w:t>
+            </w:r>
+          </w:p>
+        </w:tc>
+        <w:tc>
+          <w:tcPr>
+            <w:tcW w:type="dxa" w:w="1872"/>
+          </w:tcPr>
+          <w:p>
+            <w:r>
+              <w:t>Factual corrections per audit/docx_forensic_audit_2026-10-08.md</w:t>
+            </w:r>
+          </w:p>
+        </w:tc>
+        <w:tc>
+          <w:tcPr>
+            <w:tcW w:type="dxa" w:w="1872"/>
+          </w:tcPr>
+          <w:p>
+            <w:r>
+              <w:t>Applied</w:t>
+            </w:r>
+          </w:p>
+        </w:tc>
+      </w:tr>
     </w:tbl>
     <w:p>
       <w:pPr>
@@ -2136,6 +2188,19 @@
         <w:t>Full keyboard operability and bilingual screen reader support (English &amp; Bengali).</w:t>
       </w:r>
     </w:p>
+    <w:p>
+      <w:r>
+        <w:rPr>
+          <w:b/>
+        </w:rPr>
+        <w:t>Addendum — v3.1.0 corrections (Independent Forensic Re-audit, 8 October 2026)</w:t>
+      </w:r>
+    </w:p>
+    <w:p>
+      <w:r>
+        <w:t>Expansion pending (flagged): a screen-reader audit procedure (NVDA/JAWS steps, manual keyboard map) is still to be authored; the automated axe evidence currently covers the primary workspace views (see QA-01).</w:t>
+      </w:r>
+    </w:p>
     <w:sectPr>
       <w:headerReference w:type="default" r:id="rId9"/>
       <w:footerReference w:type="default" r:id="rId10"/>
